--- a/NEV公告车型行业分析报告.docx
+++ b/NEV公告车型行业分析报告.docx
@@ -59466,6 +59466,18 @@
           <w:rFonts w:ascii="Arial" w:hAnsi="Arial" w:eastAsia="Microsoft YaHei"/>
         </w:rPr>
         <w:t xml:space="preserve">报告声明: 本报告全部数据均来源于工信部公开公告，分析结论基于统计汇总，仅供参考。所有数据表格均可在Word中直接编辑。</w:t>
+      </w:r>
+    </w:p>
+    <w:p>
+      <w:pPr>
+        <w:jc w:val="right"/>
+      </w:pPr>
+      <w:r>
+        <w:rPr>
+          <w:i/>
+          <w:sz w:val="18"/>
+        </w:rPr>
+        <w:t>Copyright (c) 2026 David YEAH</w:t>
       </w:r>
     </w:p>
     <w:sectPr>

--- a/NEV公告车型行业分析报告.docx
+++ b/NEV公告车型行业分析报告.docx
@@ -25,7 +25,7 @@
     </w:p>
     <w:tbl>
       <w:tblPr>
-        <w:tblStyle w:val="TableGrid"/>
+        <w:tblStyle w:val="LightGrid-Accent1"/>
         <w:tblW w:type="auto" w:w="0"/>
         <w:tblLook w:firstColumn="1" w:firstRow="1" w:lastColumn="0" w:lastRow="0" w:noHBand="0" w:noVBand="1" w:val="04A0"/>
       </w:tblPr>
@@ -284,7 +284,7 @@
     </w:p>
     <w:tbl>
       <w:tblPr>
-        <w:tblStyle w:val="TableGrid"/>
+        <w:tblStyle w:val="LightGrid-Accent1"/>
         <w:tblW w:type="auto" w:w="0"/>
         <w:tblLook w:firstColumn="1" w:firstRow="1" w:lastColumn="0" w:lastRow="0" w:noHBand="0" w:noVBand="1" w:val="04A0"/>
       </w:tblPr>
@@ -621,7 +621,7 @@
     </w:p>
     <w:tbl>
       <w:tblPr>
-        <w:tblStyle w:val="TableGrid"/>
+        <w:tblStyle w:val="LightGrid-Accent1"/>
         <w:tblW w:type="auto" w:w="0"/>
         <w:tblLook w:firstColumn="1" w:firstRow="1" w:lastColumn="0" w:lastRow="0" w:noHBand="0" w:noVBand="1" w:val="04A0"/>
       </w:tblPr>
@@ -887,7 +887,7 @@
     </w:p>
     <w:tbl>
       <w:tblPr>
-        <w:tblStyle w:val="TableGrid"/>
+        <w:tblStyle w:val="LightGrid-Accent1"/>
         <w:tblW w:type="auto" w:w="0"/>
         <w:tblLook w:firstColumn="1" w:firstRow="1" w:lastColumn="0" w:lastRow="0" w:noHBand="0" w:noVBand="1" w:val="04A0"/>
       </w:tblPr>
@@ -1214,7 +1214,7 @@
     </w:p>
     <w:tbl>
       <w:tblPr>
-        <w:tblStyle w:val="TableGrid"/>
+        <w:tblStyle w:val="LightGrid-Accent1"/>
         <w:tblW w:type="auto" w:w="0"/>
         <w:tblLook w:firstColumn="1" w:firstRow="1" w:lastColumn="0" w:lastRow="0" w:noHBand="0" w:noVBand="1" w:val="04A0"/>
       </w:tblPr>
@@ -1541,7 +1541,7 @@
     </w:p>
     <w:tbl>
       <w:tblPr>
-        <w:tblStyle w:val="TableGrid"/>
+        <w:tblStyle w:val="LightGrid-Accent1"/>
         <w:tblW w:type="auto" w:w="0"/>
         <w:tblLook w:firstColumn="1" w:firstRow="1" w:lastColumn="0" w:lastRow="0" w:noHBand="0" w:noVBand="1" w:val="04A0"/>
       </w:tblPr>
@@ -1868,7 +1868,7 @@
     </w:p>
     <w:tbl>
       <w:tblPr>
-        <w:tblStyle w:val="TableGrid"/>
+        <w:tblStyle w:val="LightGrid-Accent1"/>
         <w:tblW w:type="auto" w:w="0"/>
         <w:tblLook w:firstColumn="1" w:firstRow="1" w:lastColumn="0" w:lastRow="0" w:noHBand="0" w:noVBand="1" w:val="04A0"/>
       </w:tblPr>
@@ -2409,7 +2409,7 @@
     </w:p>
     <w:tbl>
       <w:tblPr>
-        <w:tblStyle w:val="TableGrid"/>
+        <w:tblStyle w:val="LightGrid-Accent1"/>
         <w:tblW w:type="auto" w:w="0"/>
         <w:tblLook w:firstColumn="1" w:firstRow="1" w:lastColumn="0" w:lastRow="0" w:noHBand="0" w:noVBand="1" w:val="04A0"/>
       </w:tblPr>
@@ -2958,7 +2958,7 @@
     </w:p>
     <w:tbl>
       <w:tblPr>
-        <w:tblStyle w:val="TableGrid"/>
+        <w:tblStyle w:val="LightGrid-Accent1"/>
         <w:tblW w:type="auto" w:w="0"/>
         <w:tblLook w:firstColumn="1" w:firstRow="1" w:lastColumn="0" w:lastRow="0" w:noHBand="0" w:noVBand="1" w:val="04A0"/>
       </w:tblPr>
@@ -3359,7 +3359,7 @@
     </w:p>
     <w:tbl>
       <w:tblPr>
-        <w:tblStyle w:val="TableGrid"/>
+        <w:tblStyle w:val="LightGrid-Accent1"/>
         <w:tblW w:type="auto" w:w="0"/>
         <w:tblLook w:firstColumn="1" w:firstRow="1" w:lastColumn="0" w:lastRow="0" w:noHBand="0" w:noVBand="1" w:val="04A0"/>
       </w:tblPr>
@@ -3760,7 +3760,7 @@
     </w:p>
     <w:tbl>
       <w:tblPr>
-        <w:tblStyle w:val="TableGrid"/>
+        <w:tblStyle w:val="LightGrid-Accent1"/>
         <w:tblW w:type="auto" w:w="0"/>
         <w:tblLook w:firstColumn="1" w:firstRow="1" w:lastColumn="0" w:lastRow="0" w:noHBand="0" w:noVBand="1" w:val="04A0"/>
       </w:tblPr>
@@ -4087,7 +4087,7 @@
     </w:p>
     <w:tbl>
       <w:tblPr>
-        <w:tblStyle w:val="TableGrid"/>
+        <w:tblStyle w:val="LightGrid-Accent1"/>
         <w:tblW w:type="auto" w:w="0"/>
         <w:tblLook w:firstColumn="1" w:firstRow="1" w:lastColumn="0" w:lastRow="0" w:noHBand="0" w:noVBand="1" w:val="04A0"/>
       </w:tblPr>
@@ -4414,7 +4414,7 @@
     </w:p>
     <w:tbl>
       <w:tblPr>
-        <w:tblStyle w:val="TableGrid"/>
+        <w:tblStyle w:val="LightGrid-Accent1"/>
         <w:tblW w:type="auto" w:w="0"/>
         <w:tblLook w:firstColumn="1" w:firstRow="1" w:lastColumn="0" w:lastRow="0" w:noHBand="0" w:noVBand="1" w:val="04A0"/>
       </w:tblPr>
@@ -4741,7 +4741,7 @@
     </w:p>
     <w:tbl>
       <w:tblPr>
-        <w:tblStyle w:val="TableGrid"/>
+        <w:tblStyle w:val="LightGrid-Accent1"/>
         <w:tblW w:type="auto" w:w="0"/>
         <w:tblLook w:firstColumn="1" w:firstRow="1" w:lastColumn="0" w:lastRow="0" w:noHBand="0" w:noVBand="1" w:val="04A0"/>
       </w:tblPr>
@@ -5068,7 +5068,7 @@
     </w:p>
     <w:tbl>
       <w:tblPr>
-        <w:tblStyle w:val="TableGrid"/>
+        <w:tblStyle w:val="LightGrid-Accent1"/>
         <w:tblW w:type="auto" w:w="0"/>
         <w:tblLook w:firstColumn="1" w:firstRow="1" w:lastColumn="0" w:lastRow="0" w:noHBand="0" w:noVBand="1" w:val="04A0"/>
       </w:tblPr>
@@ -5617,7 +5617,7 @@
     </w:p>
     <w:tbl>
       <w:tblPr>
-        <w:tblStyle w:val="TableGrid"/>
+        <w:tblStyle w:val="LightGrid-Accent1"/>
         <w:tblW w:type="auto" w:w="0"/>
         <w:tblLook w:firstColumn="1" w:firstRow="1" w:lastColumn="0" w:lastRow="0" w:noHBand="0" w:noVBand="1" w:val="04A0"/>
       </w:tblPr>
@@ -6094,7 +6094,7 @@
     </w:p>
     <w:tbl>
       <w:tblPr>
-        <w:tblStyle w:val="TableGrid"/>
+        <w:tblStyle w:val="LightGrid-Accent1"/>
         <w:tblW w:type="auto" w:w="0"/>
         <w:tblLook w:firstColumn="1" w:firstRow="1" w:lastColumn="0" w:lastRow="0" w:noHBand="0" w:noVBand="1" w:val="04A0"/>
       </w:tblPr>
@@ -9171,7 +9171,7 @@
     </w:p>
     <w:tbl>
       <w:tblPr>
-        <w:tblStyle w:val="TableGrid"/>
+        <w:tblStyle w:val="LightGrid-Accent1"/>
         <w:tblW w:type="auto" w:w="0"/>
         <w:tblLook w:firstColumn="1" w:firstRow="1" w:lastColumn="0" w:lastRow="0" w:noHBand="0" w:noVBand="1" w:val="04A0"/>
       </w:tblPr>
@@ -9498,7 +9498,7 @@
     </w:p>
     <w:tbl>
       <w:tblPr>
-        <w:tblStyle w:val="TableGrid"/>
+        <w:tblStyle w:val="LightGrid-Accent1"/>
         <w:tblW w:type="auto" w:w="0"/>
         <w:tblLook w:firstColumn="1" w:firstRow="1" w:lastColumn="0" w:lastRow="0" w:noHBand="0" w:noVBand="1" w:val="04A0"/>
       </w:tblPr>
@@ -10035,7 +10035,7 @@
     </w:p>
     <w:tbl>
       <w:tblPr>
-        <w:tblStyle w:val="TableGrid"/>
+        <w:tblStyle w:val="LightGrid-Accent1"/>
         <w:tblW w:type="auto" w:w="0"/>
         <w:tblLook w:firstColumn="1" w:firstRow="1" w:lastColumn="0" w:lastRow="0" w:noHBand="0" w:noVBand="1" w:val="04A0"/>
       </w:tblPr>
@@ -10362,7 +10362,7 @@
     </w:p>
     <w:tbl>
       <w:tblPr>
-        <w:tblStyle w:val="TableGrid"/>
+        <w:tblStyle w:val="LightGrid-Accent1"/>
         <w:tblW w:type="auto" w:w="0"/>
         <w:tblLook w:firstColumn="1" w:firstRow="1" w:lastColumn="0" w:lastRow="0" w:noHBand="0" w:noVBand="1" w:val="04A0"/>
       </w:tblPr>
@@ -10679,7 +10679,7 @@
     </w:p>
     <w:tbl>
       <w:tblPr>
-        <w:tblStyle w:val="TableGrid"/>
+        <w:tblStyle w:val="LightGrid-Accent1"/>
         <w:tblW w:type="auto" w:w="0"/>
         <w:tblLook w:firstColumn="1" w:firstRow="1" w:lastColumn="0" w:lastRow="0" w:noHBand="0" w:noVBand="1" w:val="04A0"/>
       </w:tblPr>
@@ -10900,7 +10900,7 @@
     </w:p>
     <w:tbl>
       <w:tblPr>
-        <w:tblStyle w:val="TableGrid"/>
+        <w:tblStyle w:val="LightGrid-Accent1"/>
         <w:tblW w:type="auto" w:w="0"/>
         <w:tblLook w:firstColumn="1" w:firstRow="1" w:lastColumn="0" w:lastRow="0" w:noHBand="0" w:noVBand="1" w:val="04A0"/>
       </w:tblPr>
@@ -11197,7 +11197,7 @@
     </w:p>
     <w:tbl>
       <w:tblPr>
-        <w:tblStyle w:val="TableGrid"/>
+        <w:tblStyle w:val="LightGrid-Accent1"/>
         <w:tblW w:type="auto" w:w="0"/>
         <w:tblLook w:firstColumn="1" w:firstRow="1" w:lastColumn="0" w:lastRow="0" w:noHBand="0" w:noVBand="1" w:val="04A0"/>
       </w:tblPr>
@@ -11502,7 +11502,7 @@
     </w:p>
     <w:tbl>
       <w:tblPr>
-        <w:tblStyle w:val="TableGrid"/>
+        <w:tblStyle w:val="LightGrid-Accent1"/>
         <w:tblW w:type="auto" w:w="0"/>
         <w:tblLook w:firstColumn="1" w:firstRow="1" w:lastColumn="0" w:lastRow="0" w:noHBand="0" w:noVBand="1" w:val="04A0"/>
       </w:tblPr>
@@ -11829,7 +11829,7 @@
     </w:p>
     <w:tbl>
       <w:tblPr>
-        <w:tblStyle w:val="TableGrid"/>
+        <w:tblStyle w:val="LightGrid-Accent1"/>
         <w:tblW w:type="auto" w:w="0"/>
         <w:tblLook w:firstColumn="1" w:firstRow="1" w:lastColumn="0" w:lastRow="0" w:noHBand="0" w:noVBand="1" w:val="04A0"/>
       </w:tblPr>
@@ -12156,7 +12156,7 @@
     </w:p>
     <w:tbl>
       <w:tblPr>
-        <w:tblStyle w:val="TableGrid"/>
+        <w:tblStyle w:val="LightGrid-Accent1"/>
         <w:tblW w:type="auto" w:w="0"/>
         <w:tblLook w:firstColumn="1" w:firstRow="1" w:lastColumn="0" w:lastRow="0" w:noHBand="0" w:noVBand="1" w:val="04A0"/>
       </w:tblPr>
@@ -12483,7 +12483,7 @@
     </w:p>
     <w:tbl>
       <w:tblPr>
-        <w:tblStyle w:val="TableGrid"/>
+        <w:tblStyle w:val="LightGrid-Accent1"/>
         <w:tblW w:type="auto" w:w="0"/>
         <w:tblLook w:firstColumn="1" w:firstRow="1" w:lastColumn="0" w:lastRow="0" w:noHBand="0" w:noVBand="1" w:val="04A0"/>
       </w:tblPr>
@@ -12810,7 +12810,7 @@
     </w:p>
     <w:tbl>
       <w:tblPr>
-        <w:tblStyle w:val="TableGrid"/>
+        <w:tblStyle w:val="LightGrid-Accent1"/>
         <w:tblW w:type="auto" w:w="0"/>
         <w:tblLook w:firstColumn="1" w:firstRow="1" w:lastColumn="0" w:lastRow="0" w:noHBand="0" w:noVBand="1" w:val="04A0"/>
       </w:tblPr>
@@ -13137,7 +13137,7 @@
     </w:p>
     <w:tbl>
       <w:tblPr>
-        <w:tblStyle w:val="TableGrid"/>
+        <w:tblStyle w:val="LightGrid-Accent1"/>
         <w:tblW w:type="auto" w:w="0"/>
         <w:tblLook w:firstColumn="1" w:firstRow="1" w:lastColumn="0" w:lastRow="0" w:noHBand="0" w:noVBand="1" w:val="04A0"/>
       </w:tblPr>
@@ -13464,7 +13464,7 @@
     </w:p>
     <w:tbl>
       <w:tblPr>
-        <w:tblStyle w:val="TableGrid"/>
+        <w:tblStyle w:val="LightGrid-Accent1"/>
         <w:tblW w:type="auto" w:w="0"/>
         <w:tblLook w:firstColumn="1" w:firstRow="1" w:lastColumn="0" w:lastRow="0" w:noHBand="0" w:noVBand="1" w:val="04A0"/>
       </w:tblPr>
@@ -13791,7 +13791,7 @@
     </w:p>
     <w:tbl>
       <w:tblPr>
-        <w:tblStyle w:val="TableGrid"/>
+        <w:tblStyle w:val="LightGrid-Accent1"/>
         <w:tblW w:type="auto" w:w="0"/>
         <w:tblLook w:firstColumn="1" w:firstRow="1" w:lastColumn="0" w:lastRow="0" w:noHBand="0" w:noVBand="1" w:val="04A0"/>
       </w:tblPr>
@@ -14118,7 +14118,7 @@
     </w:p>
     <w:tbl>
       <w:tblPr>
-        <w:tblStyle w:val="TableGrid"/>
+        <w:tblStyle w:val="LightGrid-Accent1"/>
         <w:tblW w:type="auto" w:w="0"/>
         <w:tblLook w:firstColumn="1" w:firstRow="1" w:lastColumn="0" w:lastRow="0" w:noHBand="0" w:noVBand="1" w:val="04A0"/>
       </w:tblPr>
@@ -14445,7 +14445,7 @@
     </w:p>
     <w:tbl>
       <w:tblPr>
-        <w:tblStyle w:val="TableGrid"/>
+        <w:tblStyle w:val="LightGrid-Accent1"/>
         <w:tblW w:type="auto" w:w="0"/>
         <w:tblLook w:firstColumn="1" w:firstRow="1" w:lastColumn="0" w:lastRow="0" w:noHBand="0" w:noVBand="1" w:val="04A0"/>
       </w:tblPr>
@@ -14772,7 +14772,7 @@
     </w:p>
     <w:tbl>
       <w:tblPr>
-        <w:tblStyle w:val="TableGrid"/>
+        <w:tblStyle w:val="LightGrid-Accent1"/>
         <w:tblW w:type="auto" w:w="0"/>
         <w:tblLook w:firstColumn="1" w:firstRow="1" w:lastColumn="0" w:lastRow="0" w:noHBand="0" w:noVBand="1" w:val="04A0"/>
       </w:tblPr>
@@ -14973,7 +14973,7 @@
     </w:p>
     <w:tbl>
       <w:tblPr>
-        <w:tblStyle w:val="TableGrid"/>
+        <w:tblStyle w:val="LightGrid-Accent1"/>
         <w:tblW w:type="auto" w:w="0"/>
         <w:tblLook w:firstColumn="1" w:firstRow="1" w:lastColumn="0" w:lastRow="0" w:noHBand="0" w:noVBand="1" w:val="04A0"/>
       </w:tblPr>
@@ -15174,7 +15174,7 @@
     </w:p>
     <w:tbl>
       <w:tblPr>
-        <w:tblStyle w:val="TableGrid"/>
+        <w:tblStyle w:val="LightGrid-Accent1"/>
         <w:tblW w:type="auto" w:w="0"/>
         <w:tblLook w:firstColumn="1" w:firstRow="1" w:lastColumn="0" w:lastRow="0" w:noHBand="0" w:noVBand="1" w:val="04A0"/>
       </w:tblPr>
@@ -15501,7 +15501,7 @@
     </w:p>
     <w:tbl>
       <w:tblPr>
-        <w:tblStyle w:val="TableGrid"/>
+        <w:tblStyle w:val="LightGrid-Accent1"/>
         <w:tblW w:type="auto" w:w="0"/>
         <w:tblLook w:firstColumn="1" w:firstRow="1" w:lastColumn="0" w:lastRow="0" w:noHBand="0" w:noVBand="1" w:val="04A0"/>
       </w:tblPr>
@@ -15836,7 +15836,7 @@
     </w:p>
     <w:tbl>
       <w:tblPr>
-        <w:tblStyle w:val="TableGrid"/>
+        <w:tblStyle w:val="LightGrid-Accent1"/>
         <w:tblW w:type="auto" w:w="0"/>
         <w:tblLook w:firstColumn="1" w:firstRow="1" w:lastColumn="0" w:lastRow="0" w:noHBand="0" w:noVBand="1" w:val="04A0"/>
       </w:tblPr>
@@ -16217,7 +16217,7 @@
     </w:p>
     <w:tbl>
       <w:tblPr>
-        <w:tblStyle w:val="TableGrid"/>
+        <w:tblStyle w:val="LightGrid-Accent1"/>
         <w:tblW w:type="auto" w:w="0"/>
         <w:tblLook w:firstColumn="1" w:firstRow="1" w:lastColumn="0" w:lastRow="0" w:noHBand="0" w:noVBand="1" w:val="04A0"/>
       </w:tblPr>
@@ -16470,7 +16470,7 @@
     </w:p>
     <w:tbl>
       <w:tblPr>
-        <w:tblStyle w:val="TableGrid"/>
+        <w:tblStyle w:val="LightGrid-Accent1"/>
         <w:tblW w:type="auto" w:w="0"/>
         <w:tblLook w:firstColumn="1" w:firstRow="1" w:lastColumn="0" w:lastRow="0" w:noHBand="0" w:noVBand="1" w:val="04A0"/>
       </w:tblPr>
@@ -16851,7 +16851,7 @@
     </w:p>
     <w:tbl>
       <w:tblPr>
-        <w:tblStyle w:val="TableGrid"/>
+        <w:tblStyle w:val="LightGrid-Accent1"/>
         <w:tblW w:type="auto" w:w="0"/>
         <w:tblLook w:firstColumn="1" w:firstRow="1" w:lastColumn="0" w:lastRow="0" w:noHBand="0" w:noVBand="1" w:val="04A0"/>
       </w:tblPr>
@@ -17104,7 +17104,7 @@
     </w:p>
     <w:tbl>
       <w:tblPr>
-        <w:tblStyle w:val="TableGrid"/>
+        <w:tblStyle w:val="LightGrid-Accent1"/>
         <w:tblW w:type="auto" w:w="0"/>
         <w:tblLook w:firstColumn="1" w:firstRow="1" w:lastColumn="0" w:lastRow="0" w:noHBand="0" w:noVBand="1" w:val="04A0"/>
       </w:tblPr>
@@ -18019,7 +18019,7 @@
     </w:p>
     <w:tbl>
       <w:tblPr>
-        <w:tblStyle w:val="TableGrid"/>
+        <w:tblStyle w:val="LightGrid-Accent1"/>
         <w:tblW w:type="auto" w:w="0"/>
         <w:tblLook w:firstColumn="1" w:firstRow="1" w:lastColumn="0" w:lastRow="0" w:noHBand="0" w:noVBand="1" w:val="04A0"/>
       </w:tblPr>
@@ -18400,7 +18400,7 @@
     </w:p>
     <w:tbl>
       <w:tblPr>
-        <w:tblStyle w:val="TableGrid"/>
+        <w:tblStyle w:val="LightGrid-Accent1"/>
         <w:tblW w:type="auto" w:w="0"/>
         <w:tblLook w:firstColumn="1" w:firstRow="1" w:lastColumn="0" w:lastRow="0" w:noHBand="0" w:noVBand="1" w:val="04A0"/>
       </w:tblPr>
@@ -18661,7 +18661,7 @@
     </w:p>
     <w:tbl>
       <w:tblPr>
-        <w:tblStyle w:val="TableGrid"/>
+        <w:tblStyle w:val="LightGrid-Accent1"/>
         <w:tblW w:type="auto" w:w="0"/>
         <w:tblLook w:firstColumn="1" w:firstRow="1" w:lastColumn="0" w:lastRow="0" w:noHBand="0" w:noVBand="1" w:val="04A0"/>
       </w:tblPr>
@@ -20414,7 +20414,7 @@
     </w:p>
     <w:tbl>
       <w:tblPr>
-        <w:tblStyle w:val="TableGrid"/>
+        <w:tblStyle w:val="LightGrid-Accent1"/>
         <w:tblW w:type="auto" w:w="0"/>
         <w:tblLook w:firstColumn="1" w:firstRow="1" w:lastColumn="0" w:lastRow="0" w:noHBand="0" w:noVBand="1" w:val="04A0"/>
       </w:tblPr>
@@ -21803,7 +21803,7 @@
     </w:p>
     <w:tbl>
       <w:tblPr>
-        <w:tblStyle w:val="TableGrid"/>
+        <w:tblStyle w:val="LightGrid-Accent1"/>
         <w:tblW w:type="auto" w:w="0"/>
         <w:tblLook w:firstColumn="1" w:firstRow="1" w:lastColumn="0" w:lastRow="0" w:noHBand="0" w:noVBand="1" w:val="04A0"/>
       </w:tblPr>
@@ -23504,7 +23504,7 @@
     </w:p>
     <w:tbl>
       <w:tblPr>
-        <w:tblStyle w:val="TableGrid"/>
+        <w:tblStyle w:val="LightGrid-Accent1"/>
         <w:tblW w:type="auto" w:w="0"/>
         <w:tblLook w:firstColumn="1" w:firstRow="1" w:lastColumn="0" w:lastRow="0" w:noHBand="0" w:noVBand="1" w:val="04A0"/>
       </w:tblPr>
@@ -25205,7 +25205,7 @@
     </w:p>
     <w:tbl>
       <w:tblPr>
-        <w:tblStyle w:val="TableGrid"/>
+        <w:tblStyle w:val="LightGrid-Accent1"/>
         <w:tblW w:type="auto" w:w="0"/>
         <w:tblLook w:firstColumn="1" w:firstRow="1" w:lastColumn="0" w:lastRow="0" w:noHBand="0" w:noVBand="1" w:val="04A0"/>
       </w:tblPr>
@@ -26066,7 +26066,7 @@
     </w:p>
     <w:tbl>
       <w:tblPr>
-        <w:tblStyle w:val="TableGrid"/>
+        <w:tblStyle w:val="LightGrid-Accent1"/>
         <w:tblW w:type="auto" w:w="0"/>
         <w:tblLook w:firstColumn="1" w:firstRow="1" w:lastColumn="0" w:lastRow="0" w:noHBand="0" w:noVBand="1" w:val="04A0"/>
       </w:tblPr>
@@ -26615,7 +26615,7 @@
     </w:p>
     <w:tbl>
       <w:tblPr>
-        <w:tblStyle w:val="TableGrid"/>
+        <w:tblStyle w:val="LightGrid-Accent1"/>
         <w:tblW w:type="auto" w:w="0"/>
         <w:tblLook w:firstColumn="1" w:firstRow="1" w:lastColumn="0" w:lastRow="0" w:noHBand="0" w:noVBand="1" w:val="04A0"/>
       </w:tblPr>
@@ -27028,7 +27028,7 @@
     </w:p>
     <w:tbl>
       <w:tblPr>
-        <w:tblStyle w:val="TableGrid"/>
+        <w:tblStyle w:val="LightGrid-Accent1"/>
         <w:tblW w:type="auto" w:w="0"/>
         <w:tblLook w:firstColumn="1" w:firstRow="1" w:lastColumn="0" w:lastRow="0" w:noHBand="0" w:noVBand="1" w:val="04A0"/>
       </w:tblPr>
@@ -27313,7 +27313,7 @@
     </w:p>
     <w:tbl>
       <w:tblPr>
-        <w:tblStyle w:val="TableGrid"/>
+        <w:tblStyle w:val="LightGrid-Accent1"/>
         <w:tblW w:type="auto" w:w="0"/>
         <w:tblLook w:firstColumn="1" w:firstRow="1" w:lastColumn="0" w:lastRow="0" w:noHBand="0" w:noVBand="1" w:val="04A0"/>
       </w:tblPr>
@@ -27714,7 +27714,7 @@
     </w:p>
     <w:tbl>
       <w:tblPr>
-        <w:tblStyle w:val="TableGrid"/>
+        <w:tblStyle w:val="LightGrid-Accent1"/>
         <w:tblW w:type="auto" w:w="0"/>
         <w:tblLook w:firstColumn="1" w:firstRow="1" w:lastColumn="0" w:lastRow="0" w:noHBand="0" w:noVBand="1" w:val="04A0"/>
       </w:tblPr>
@@ -28255,7 +28255,7 @@
     </w:p>
     <w:tbl>
       <w:tblPr>
-        <w:tblStyle w:val="TableGrid"/>
+        <w:tblStyle w:val="LightGrid-Accent1"/>
         <w:tblW w:type="auto" w:w="0"/>
         <w:tblLook w:firstColumn="1" w:firstRow="1" w:lastColumn="0" w:lastRow="0" w:noHBand="0" w:noVBand="1" w:val="04A0"/>
       </w:tblPr>
@@ -28668,7 +28668,7 @@
     </w:p>
     <w:tbl>
       <w:tblPr>
-        <w:tblStyle w:val="TableGrid"/>
+        <w:tblStyle w:val="LightGrid-Accent1"/>
         <w:tblW w:type="auto" w:w="0"/>
         <w:tblLook w:firstColumn="1" w:firstRow="1" w:lastColumn="0" w:lastRow="0" w:noHBand="0" w:noVBand="1" w:val="04A0"/>
       </w:tblPr>
@@ -28953,7 +28953,7 @@
     </w:p>
     <w:tbl>
       <w:tblPr>
-        <w:tblStyle w:val="TableGrid"/>
+        <w:tblStyle w:val="LightGrid-Accent1"/>
         <w:tblW w:type="auto" w:w="0"/>
         <w:tblLook w:firstColumn="1" w:firstRow="1" w:lastColumn="0" w:lastRow="0" w:noHBand="0" w:noVBand="1" w:val="04A0"/>
       </w:tblPr>
@@ -29354,7 +29354,7 @@
     </w:p>
     <w:tbl>
       <w:tblPr>
-        <w:tblStyle w:val="TableGrid"/>
+        <w:tblStyle w:val="LightGrid-Accent1"/>
         <w:tblW w:type="auto" w:w="0"/>
         <w:tblLook w:firstColumn="1" w:firstRow="1" w:lastColumn="0" w:lastRow="0" w:noHBand="0" w:noVBand="1" w:val="04A0"/>
       </w:tblPr>
@@ -30336,6 +30336,12 @@
     <w:name w:val="Normal"/>
     <w:qFormat/>
     <w:rsid w:val="00FC693F"/>
+    <w:rPr>
+      <w:rFonts w:ascii="微软雅黑" w:hAnsi="微软雅黑" w:eastAsia="微软雅黑"/>
+      <w:b w:val="0"/>
+      <w:color w:val="333333"/>
+      <w:sz w:val="21"/>
+    </w:rPr>
   </w:style>
   <w:style w:type="paragraph" w:styleId="Header">
     <w:name w:val="header"/>
@@ -30396,11 +30402,11 @@
       <w:outlineLvl w:val="0"/>
     </w:pPr>
     <w:rPr>
-      <w:rFonts w:asciiTheme="majorHAnsi" w:eastAsiaTheme="majorEastAsia" w:hAnsiTheme="majorHAnsi" w:cstheme="majorBidi"/>
+      <w:rFonts w:asciiTheme="majorHAnsi" w:eastAsiaTheme="majorEastAsia" w:hAnsiTheme="majorHAnsi" w:cstheme="majorBidi" w:ascii="微软雅黑" w:hAnsi="微软雅黑" w:eastAsia="微软雅黑"/>
       <w:b/>
       <w:bCs/>
-      <w:color w:val="365F91" w:themeColor="accent1" w:themeShade="BF"/>
-      <w:sz w:val="28"/>
+      <w:color w:val="1F3864"/>
+      <w:sz w:val="36"/>
       <w:szCs w:val="28"/>
     </w:rPr>
   </w:style>
@@ -30420,11 +30426,11 @@
       <w:outlineLvl w:val="1"/>
     </w:pPr>
     <w:rPr>
-      <w:rFonts w:asciiTheme="majorHAnsi" w:eastAsiaTheme="majorEastAsia" w:hAnsiTheme="majorHAnsi" w:cstheme="majorBidi"/>
+      <w:rFonts w:asciiTheme="majorHAnsi" w:eastAsiaTheme="majorEastAsia" w:hAnsiTheme="majorHAnsi" w:cstheme="majorBidi" w:ascii="微软雅黑" w:hAnsi="微软雅黑" w:eastAsia="微软雅黑"/>
       <w:b/>
       <w:bCs/>
-      <w:color w:val="4F81BD" w:themeColor="accent1"/>
-      <w:sz w:val="26"/>
+      <w:color w:val="2E5395"/>
+      <w:sz w:val="28"/>
       <w:szCs w:val="26"/>
     </w:rPr>
   </w:style>
@@ -30444,10 +30450,11 @@
       <w:outlineLvl w:val="2"/>
     </w:pPr>
     <w:rPr>
-      <w:rFonts w:asciiTheme="majorHAnsi" w:eastAsiaTheme="majorEastAsia" w:hAnsiTheme="majorHAnsi" w:cstheme="majorBidi"/>
+      <w:rFonts w:asciiTheme="majorHAnsi" w:eastAsiaTheme="majorEastAsia" w:hAnsiTheme="majorHAnsi" w:cstheme="majorBidi" w:ascii="微软雅黑" w:hAnsi="微软雅黑" w:eastAsia="微软雅黑"/>
       <w:b/>
       <w:bCs/>
-      <w:color w:val="4F81BD" w:themeColor="accent1"/>
+      <w:color w:val="44546A"/>
+      <w:sz w:val="24"/>
     </w:rPr>
   </w:style>
   <w:style w:type="paragraph" w:styleId="Heading4">

--- a/NEV公告车型行业分析报告.docx
+++ b/NEV公告车型行业分析报告.docx
@@ -2,6 +2,63 @@
 <file path=word/document.xml><?xml version="1.0" encoding="utf-8"?>
 <w:document xmlns:wpc="http://schemas.microsoft.com/office/word/2010/wordprocessingCanvas" xmlns:mo="http://schemas.microsoft.com/office/mac/office/2008/main" xmlns:mc="http://schemas.openxmlformats.org/markup-compatibility/2006" xmlns:mv="urn:schemas-microsoft-com:mac:vml" xmlns:o="urn:schemas-microsoft-com:office:office" xmlns:r="http://schemas.openxmlformats.org/officeDocument/2006/relationships" xmlns:m="http://schemas.openxmlformats.org/officeDocument/2006/math" xmlns:v="urn:schemas-microsoft-com:vml" xmlns:wp14="http://schemas.microsoft.com/office/word/2010/wordprocessingDrawing" xmlns:wp="http://schemas.openxmlformats.org/drawingml/2006/wordprocessingDrawing" xmlns:w10="urn:schemas-microsoft-com:office:word" xmlns:w="http://schemas.openxmlformats.org/wordprocessingml/2006/main" xmlns:w14="http://schemas.microsoft.com/office/word/2010/wordml" xmlns:wpg="http://schemas.microsoft.com/office/word/2010/wordprocessingGroup" xmlns:wpi="http://schemas.microsoft.com/office/word/2010/wordprocessingInk" xmlns:wne="http://schemas.microsoft.com/office/word/2006/wordml" xmlns:wps="http://schemas.microsoft.com/office/word/2010/wordprocessingShape" mc:Ignorable="w14 wp14">
   <w:body>
+    <w:p>
+      <w:pPr>
+        <w:spacing w:before="240"/>
+        <w:jc w:val="center"/>
+      </w:pPr>
+      <w:r>
+        <w:rPr>
+          <w:rFonts w:ascii="微软雅黑" w:hAnsi="微软雅黑"/>
+          <w:b/>
+          <w:color w:val="1F3864"/>
+          <w:sz w:val="44"/>
+          <w:rFonts w:eastAsia="微软雅黑"/>
+        </w:rPr>
+        <w:t>NEV 公告车型行业分析报告</w:t>
+      </w:r>
+    </w:p>
+    <w:p>
+      <w:pPr>
+        <w:spacing w:before="80"/>
+        <w:jc w:val="center"/>
+      </w:pPr>
+      <w:r>
+        <w:rPr>
+          <w:rFonts w:ascii="微软雅黑" w:hAnsi="微软雅黑"/>
+          <w:b w:val="0"/>
+          <w:color w:val="44546A"/>
+          <w:sz w:val="24"/>
+          <w:rFonts w:eastAsia="微软雅黑"/>
+        </w:rPr>
+        <w:t>2021–2026 年新能源乘用车公告车型深度分析（纯乘用车口径）</w:t>
+      </w:r>
+    </w:p>
+    <w:p>
+      <w:pPr>
+        <w:spacing w:before="40"/>
+        <w:jc w:val="center"/>
+      </w:pPr>
+      <w:r>
+        <w:rPr>
+          <w:rFonts w:ascii="微软雅黑" w:hAnsi="微软雅黑"/>
+          <w:b w:val="0"/>
+          <w:color w:val="7F7F7F"/>
+          <w:sz w:val="20"/>
+          <w:rFonts w:eastAsia="微软雅黑"/>
+        </w:rPr>
+        <w:t>权威底表 v4.9.23 口径 · 5,392 款 × 38 列 · 工信部公告第 341~411 批 · 生成 2026-09-30</w:t>
+      </w:r>
+    </w:p>
+    <w:p>
+      <w:r>
+        <w:fldChar w:fldCharType="begin"/>
+        <w:instrText xml:space="preserve">TOC \o "1-2" \h \z \u</w:instrText>
+        <w:fldChar w:fldCharType="separate"/>
+        <w:t>（目录：在 Word 中打开时自动生成）</w:t>
+        <w:fldChar w:fldCharType="end"/>
+      </w:r>
+    </w:p>
     <w:p>
       <w:pPr>
         <w:pStyle w:val="Heading1"/>
@@ -11,10 +68,11 @@
       </w:r>
     </w:p>
     <w:p>
-      <w:pPr>
-        <w:pStyle w:val="Heading1"/>
-      </w:pPr>
+      <w:pPr/>
       <w:r>
+        <w:rPr>
+          <w:b/>
+        </w:rPr>
         <w:t>核心发现: 2021-2025年间，NEV公告车型经历了从数量扩张到技术跃迁的关键阶段，BEV与PHEV呈现截然不同的技术演进路径。本报告基于5,392条公告车型记录，从市场全景、动力电池、驱动系统、供应商格局、细分市场、相关性与增长六大维度展开系统分析。</w:t>
       </w:r>
     </w:p>
